--- a/Files/02 - Shemos/05 - Yisro/5783/Yisro 5783.docx
+++ b/Files/02 - Shemos/05 - Yisro/5783/Yisro 5783.docx
@@ -618,7 +618,7 @@
           <w:rFonts w:ascii="Times New Roman" w:hAnsi="Times New Roman" w:cs="Times New Roman"/>
           <w:rtl/>
         </w:rPr>
-        <w:t>"</w:t>
+        <w:t>״</w:t>
       </w:r>
       <w:r>
         <w:rPr>
@@ -685,7 +685,7 @@
           <w:rFonts w:ascii="Times New Roman" w:hAnsi="Times New Roman" w:cs="Times New Roman"/>
           <w:rtl/>
         </w:rPr>
-        <w:t>"</w:t>
+        <w:t>״</w:t>
       </w:r>
       <w:r>
         <w:rPr>
@@ -712,7 +712,7 @@
           <w:rFonts w:ascii="Times New Roman" w:hAnsi="Times New Roman" w:cs="Times New Roman"/>
           <w:rtl/>
         </w:rPr>
-        <w:t>"</w:t>
+        <w:t>״</w:t>
       </w:r>
       <w:r>
         <w:rPr>
@@ -758,7 +758,7 @@
           <w:rFonts w:ascii="Times New Roman" w:hAnsi="Times New Roman" w:cs="Times New Roman"/>
           <w:rtl/>
         </w:rPr>
-        <w:t>"</w:t>
+        <w:t>״</w:t>
       </w:r>
       <w:r>
         <w:rPr>
@@ -1044,7 +1044,7 @@
           <w:rFonts w:ascii="Times New Roman" w:hAnsi="Times New Roman" w:cs="Times New Roman"/>
           <w:rtl/>
         </w:rPr>
-        <w:t>"</w:t>
+        <w:t>״</w:t>
       </w:r>
       <w:r>
         <w:rPr>
